--- a/docs/specs/personal-ledger-spec.docx
+++ b/docs/specs/personal-ledger-spec.docx
@@ -810,7 +810,20 @@
       </w:r>
       <w:r>
         <w:rPr/>
-        <w:t>. The scope chips (🔒 Cá nhân / 🏡 Gia đình) default to personal — your last choice is remembered — and fall back to family only when the personal ledger isn't unlocked yet. Personal scope trims the form: no member split (a private book has no members), no photos (not wired for personal yet), no bulk-add. The family FAB is hidden on this tab on purpose; the tab has its own quick-add.</w:t>
+        <w:t>. The scope chips (🔒 Cá nhân / 🏡 Gia đình) default to personal — your last choice is remembered — and fall back to family only when the personal ledger isn't unlocked yet. Personal scope trims the form: no member split (a private book has no members), no bulk-add. Photos are carried since 0114 — up to 10, EXIF-stripped, encrypted under the personal DEK (</w:t>
+      </w:r>
+      <w:r>
+        <w:rPr>
+          <w:rFonts w:ascii="Consolas" w:hAnsi="Consolas"/>
+          <w:b w:val="0"/>
+          <w:color w:val="2A4A3A"/>
+          <w:sz w:val="20"/>
+        </w:rPr>
+        <w:t>cross-ledger-move-spec.md</w:t>
+      </w:r>
+      <w:r>
+        <w:rPr/>
+        <w:t xml:space="preserve"> §3). The family FAB is hidden on this tab on purpose; the tab has its own quick-add.</w:t>
       </w:r>
     </w:p>
     <w:p>
@@ -1723,7 +1736,7 @@
               <w:rPr>
                 <w:sz w:val="19"/>
               </w:rPr>
-              <w:t>No (not wired for personal)</w:t>
+              <w:t>Photos yes (0114, personal-DEK encrypted); reactions and member split no</w:t>
             </w:r>
           </w:p>
         </w:tc>
@@ -2063,7 +2076,7 @@
         <w:rPr>
           <w:b/>
         </w:rPr>
-        <w:t>Not built yet:</w:t>
+        <w:t>Since built elsewhere:</w:t>
       </w:r>
       <w:r>
         <w:rPr/>
@@ -2076,11 +2089,49 @@
           <w:color w:val="2A4A3A"/>
           <w:sz w:val="20"/>
         </w:rPr>
-        <w:t>kind='transfer'</w:t>
+        <w:t>full-ledger-spec.md</w:t>
       </w:r>
       <w:r>
         <w:rPr/>
-        <w:t xml:space="preserve"> is schema-ready, unused); publishing a private row out to a family afterwards; friend/trip spaces; photos and reactions on personal rows; automatic categories; full-history view — the ledger decrypts a rolling ~2-month window (this month + last), and older rows, while stored, are not shown.</w:t>
+        <w:t xml:space="preserve">, 0109); publishing a private row out to a family — and pulling an authored family row back — plus </w:t>
+      </w:r>
+      <w:r>
+        <w:rPr>
+          <w:b/>
+        </w:rPr>
+        <w:t>photos on personal rows</w:t>
+      </w:r>
+      <w:r>
+        <w:rPr/>
+        <w:t xml:space="preserve"> (</w:t>
+      </w:r>
+      <w:r>
+        <w:rPr>
+          <w:rFonts w:ascii="Consolas" w:hAnsi="Consolas"/>
+          <w:b w:val="0"/>
+          <w:color w:val="2A4A3A"/>
+          <w:sz w:val="20"/>
+        </w:rPr>
+        <w:t>cross-ledger-move-spec.md</w:t>
+      </w:r>
+      <w:r>
+        <w:rPr/>
+        <w:t>, 0114).</w:t>
+      </w:r>
+    </w:p>
+    <w:p>
+      <w:pPr>
+        <w:pStyle w:val="ListBullet"/>
+      </w:pPr>
+      <w:r>
+        <w:rPr>
+          <w:b/>
+        </w:rPr>
+        <w:t>Not built yet:</w:t>
+      </w:r>
+      <w:r>
+        <w:rPr/>
+        <w:t xml:space="preserve"> friend/trip spaces; reactions on personal rows; automatic categories; full-history view — the ledger decrypts a rolling ~2-month window (this month + last), and older rows, while stored, are not shown.</w:t>
       </w:r>
     </w:p>
     <w:p>
@@ -7040,7 +7091,7 @@
       </w:r>
       <w:r>
         <w:rPr/>
-        <w:t xml:space="preserve">. Chip default: last choice, else personal when ready, else family. Personal layout drops member-split, photos, bulk-add. Submit requires </w:t>
+        <w:t xml:space="preserve">. Chip default: last choice, else personal when ready, else family. Personal layout drops member-split and bulk-add; photos are carried since 0114 (personal-DEK encrypted). Submit requires </w:t>
       </w:r>
       <w:r>
         <w:rPr>
@@ -7092,7 +7143,20 @@
       </w:r>
       <w:r>
         <w:rPr/>
-        <w:t>).</w:t>
+        <w:t>); in edit mode the scope chips double as the cross-ledger move affordance (</w:t>
+      </w:r>
+      <w:r>
+        <w:rPr>
+          <w:rFonts w:ascii="Consolas" w:hAnsi="Consolas"/>
+          <w:b w:val="0"/>
+          <w:color w:val="2A4A3A"/>
+          <w:sz w:val="20"/>
+        </w:rPr>
+        <w:t>cross-ledger-move-spec.md</w:t>
+      </w:r>
+      <w:r>
+        <w:rPr/>
+        <w:t xml:space="preserve"> — a flip opens the confirm sheet, never a silent re-scope), and the instrument chips are editable on private rows.</w:t>
       </w:r>
     </w:p>
     <w:p>
@@ -8295,6 +8359,24 @@
       <w:r>
         <w:rPr/>
         <w:t xml:space="preserve"> — design rationale and locked decisions.</w:t>
+      </w:r>
+    </w:p>
+    <w:p>
+      <w:pPr>
+        <w:pStyle w:val="ListBullet"/>
+      </w:pPr>
+      <w:r>
+        <w:rPr>
+          <w:rFonts w:ascii="Consolas" w:hAnsi="Consolas"/>
+          <w:b w:val="0"/>
+          <w:color w:val="2A4A3A"/>
+          <w:sz w:val="20"/>
+        </w:rPr>
+        <w:t>docs/specs/cross-ledger-move-spec.md</w:t>
+      </w:r>
+      <w:r>
+        <w:rPr/>
+        <w:t xml:space="preserve"> — moving a row between the books (chips-in-edit, in-place master conversion, personal photos, 0114).</w:t>
       </w:r>
     </w:p>
     <w:p>
